--- a/06_산출물_문서/3계층_양식기록/F-820-01_부품추적성기록부.docx
+++ b/06_산출물_문서/3계층_양식기록/F-820-01_부품추적성기록부.docx
@@ -270,11 +270,11 @@
     </w:p>
     <w:tbl>
       <w:tblPr>
-        <w:tblW w:w="8788" w:type="dxa"/>
         <w:tblCellMar>
           <w:left w:w="108" w:type="dxa"/>
           <w:right w:w="108" w:type="dxa"/>
         </w:tblCellMar>
+        <w:tblW w:w="8788" w:type="dxa"/>
         <w:tblBorders>
           <w:top w:val="single" w:sz="4" w:color="2E74B5" w:space="0"/>
           <w:left w:val="single" w:sz="4" w:color="2E74B5" w:space="0"/>
@@ -294,13 +294,13 @@
         <w:tc>
           <w:tcPr>
             <w:tcW w:w="1500" w:type="dxa"/>
-            <w:shd w:val="clear" w:color="auto" w:fill="D9D9D9"/>
-            <w:tcMar>
-              <w:top w:w="60" w:type="dxa"/>
-              <w:left w:w="120" w:type="dxa"/>
-              <w:bottom w:w="60" w:type="dxa"/>
-              <w:right w:w="120" w:type="dxa"/>
-            </w:tcMar>
+            <w:tcMar>
+              <w:top w:w="60" w:type="dxa"/>
+              <w:left w:w="120" w:type="dxa"/>
+              <w:bottom w:w="60" w:type="dxa"/>
+              <w:right w:w="120" w:type="dxa"/>
+            </w:tcMar>
+            <w:shd w:val="clear" w:color="auto" w:fill="DEEAF1"/>
           </w:tcPr>
           <w:p>
             <w:pPr>
@@ -320,13 +320,13 @@
         <w:tc>
           <w:tcPr>
             <w:tcW w:w="2800" w:type="dxa"/>
-            <w:shd w:val="clear" w:color="auto" w:fill="D9D9D9"/>
-            <w:tcMar>
-              <w:top w:w="60" w:type="dxa"/>
-              <w:left w:w="120" w:type="dxa"/>
-              <w:bottom w:w="60" w:type="dxa"/>
-              <w:right w:w="120" w:type="dxa"/>
-            </w:tcMar>
+            <w:tcMar>
+              <w:top w:w="60" w:type="dxa"/>
+              <w:left w:w="120" w:type="dxa"/>
+              <w:bottom w:w="60" w:type="dxa"/>
+              <w:right w:w="120" w:type="dxa"/>
+            </w:tcMar>
+            <w:shd w:val="clear" w:color="auto" w:fill="DEEAF1"/>
           </w:tcPr>
           <w:p>
             <w:pPr>
@@ -346,13 +346,13 @@
         <w:tc>
           <w:tcPr>
             <w:tcW w:w="2000" w:type="dxa"/>
-            <w:shd w:val="clear" w:color="auto" w:fill="D9D9D9"/>
-            <w:tcMar>
-              <w:top w:w="60" w:type="dxa"/>
-              <w:left w:w="120" w:type="dxa"/>
-              <w:bottom w:w="60" w:type="dxa"/>
-              <w:right w:w="120" w:type="dxa"/>
-            </w:tcMar>
+            <w:tcMar>
+              <w:top w:w="60" w:type="dxa"/>
+              <w:left w:w="120" w:type="dxa"/>
+              <w:bottom w:w="60" w:type="dxa"/>
+              <w:right w:w="120" w:type="dxa"/>
+            </w:tcMar>
+            <w:shd w:val="clear" w:color="auto" w:fill="DEEAF1"/>
           </w:tcPr>
           <w:p>
             <w:pPr>
@@ -372,13 +372,13 @@
         <w:tc>
           <w:tcPr>
             <w:tcW w:w="2488" w:type="dxa"/>
-            <w:shd w:val="clear" w:color="auto" w:fill="D9D9D9"/>
-            <w:tcMar>
-              <w:top w:w="60" w:type="dxa"/>
-              <w:left w:w="120" w:type="dxa"/>
-              <w:bottom w:w="60" w:type="dxa"/>
-              <w:right w:w="120" w:type="dxa"/>
-            </w:tcMar>
+            <w:tcMar>
+              <w:top w:w="60" w:type="dxa"/>
+              <w:left w:w="120" w:type="dxa"/>
+              <w:bottom w:w="60" w:type="dxa"/>
+              <w:right w:w="120" w:type="dxa"/>
+            </w:tcMar>
+            <w:shd w:val="clear" w:color="auto" w:fill="DEEAF1"/>
           </w:tcPr>
           <w:p>
             <w:pPr>
@@ -3349,7 +3349,7 @@
         </w:trPr>
         <w:tc>
           <w:tcPr>
-            <w:tcW w:w="2460" w:type="dxa"/>
+            <w:tcW w:w="3000" w:type="dxa"/>
             <w:tcMar>
               <w:top w:w="60" w:type="dxa"/>
               <w:left w:w="120" w:type="dxa"/>
@@ -3370,7 +3370,7 @@
         </w:tc>
         <w:tc>
           <w:tcPr>
-            <w:tcW w:w="6328" w:type="dxa"/>
+            <w:tcW w:w="5788" w:type="dxa"/>
             <w:tcMar>
               <w:top w:w="60" w:type="dxa"/>
               <w:left w:w="120" w:type="dxa"/>
@@ -3392,9 +3392,7 @@
       </w:tr>
       <w:tr>
         <w:tc>
-          <w:tcPr>
-            <w:tcW w:w="2460" w:type="dxa"/>
-          </w:tcPr>
+          <w:tcPr/>
           <w:p>
             <w:pPr>
               <w:pStyle w:val="Compact"/>
@@ -3406,7 +3404,7 @@
         </w:tc>
         <w:tc>
           <w:tcPr>
-            <w:tcW w:w="6328" w:type="dxa"/>
+            <w:tcW w:w="5788" w:type="dxa"/>
             <w:tcMar>
               <w:top w:w="60" w:type="dxa"/>
               <w:left w:w="120" w:type="dxa"/>
@@ -3436,6 +3434,7 @@
         </w:tc>
         <w:tc>
           <w:tcPr>
+            <w:tcW w:w="5788" w:type="dxa"/>
             <w:tcMar>
               <w:top w:w="60" w:type="dxa"/>
               <w:left w:w="120" w:type="dxa"/>
@@ -3464,31 +3463,20 @@
           </w:p>
         </w:tc>
         <w:tc>
-          <w:tcPr>
-            <w:tcW w:w="6328" w:type="dxa"/>
-          </w:tcPr>
-          <w:p>
-            <w:pPr>
-              <w:pStyle w:val="Compact"/>
-            </w:pPr>
-          </w:p>
-        </w:tc>
-      </w:tr>
-      <w:tr>
-        <w:tc>
-          <w:tcPr>
-            <w:tcW w:w="2460" w:type="dxa"/>
-            <w:tcMar>
-              <w:top w:w="60" w:type="dxa"/>
-              <w:left w:w="120" w:type="dxa"/>
-              <w:bottom w:w="60" w:type="dxa"/>
-              <w:right w:w="120" w:type="dxa"/>
-            </w:tcMar>
-          </w:tcPr>
-          <w:p>
-            <w:pPr>
-              <w:pStyle w:val="Compact"/>
-              <w:wordWrap w:val="1"/>
+          <w:tcPr/>
+          <w:p>
+            <w:pPr>
+              <w:pStyle w:val="Compact"/>
+            </w:pPr>
+          </w:p>
+        </w:tc>
+      </w:tr>
+      <w:tr>
+        <w:tc>
+          <w:tcPr/>
+          <w:p>
+            <w:pPr>
+              <w:pStyle w:val="Compact"/>
             </w:pPr>
             <w:r>
               <w:t xml:space="preserve">검사 성적서 번호</w:t>
@@ -3496,10 +3484,19 @@
           </w:p>
         </w:tc>
         <w:tc>
-          <w:tcPr/>
-          <w:p>
-            <w:pPr>
-              <w:pStyle w:val="Compact"/>
+          <w:tcPr>
+            <w:tcW w:w="5788" w:type="dxa"/>
+            <w:tcMar>
+              <w:top w:w="60" w:type="dxa"/>
+              <w:left w:w="120" w:type="dxa"/>
+              <w:bottom w:w="60" w:type="dxa"/>
+              <w:right w:w="120" w:type="dxa"/>
+            </w:tcMar>
+          </w:tcPr>
+          <w:p>
+            <w:pPr>
+              <w:pStyle w:val="Compact"/>
+              <w:wordWrap w:val="1"/>
             </w:pPr>
           </w:p>
         </w:tc>
@@ -3575,18 +3572,10 @@
       </w:tr>
       <w:tr>
         <w:tc>
-          <w:tcPr>
-            <w:tcMar>
-              <w:top w:w="60" w:type="dxa"/>
-              <w:left w:w="120" w:type="dxa"/>
-              <w:bottom w:w="60" w:type="dxa"/>
-              <w:right w:w="120" w:type="dxa"/>
-            </w:tcMar>
-          </w:tcPr>
-          <w:p>
-            <w:pPr>
-              <w:pStyle w:val="Compact"/>
-              <w:wordWrap w:val="1"/>
+          <w:tcPr/>
+          <w:p>
+            <w:pPr>
+              <w:pStyle w:val="Compact"/>
             </w:pPr>
             <w:r>
               <w:t xml:space="preserve">비고</w:t>
@@ -3594,18 +3583,10 @@
           </w:p>
         </w:tc>
         <w:tc>
-          <w:tcPr>
-            <w:tcMar>
-              <w:top w:w="60" w:type="dxa"/>
-              <w:left w:w="120" w:type="dxa"/>
-              <w:bottom w:w="60" w:type="dxa"/>
-              <w:right w:w="120" w:type="dxa"/>
-            </w:tcMar>
-          </w:tcPr>
-          <w:p>
-            <w:pPr>
-              <w:pStyle w:val="Compact"/>
-              <w:wordWrap w:val="1"/>
+          <w:tcPr/>
+          <w:p>
+            <w:pPr>
+              <w:pStyle w:val="Compact"/>
             </w:pPr>
           </w:p>
         </w:tc>
@@ -3998,10 +3979,18 @@
           </w:p>
         </w:tc>
         <w:tc>
-          <w:tcPr/>
-          <w:p>
-            <w:pPr>
-              <w:pStyle w:val="Compact"/>
+          <w:tcPr>
+            <w:tcMar>
+              <w:top w:w="60" w:type="dxa"/>
+              <w:left w:w="120" w:type="dxa"/>
+              <w:bottom w:w="60" w:type="dxa"/>
+              <w:right w:w="120" w:type="dxa"/>
+            </w:tcMar>
+          </w:tcPr>
+          <w:p>
+            <w:pPr>
+              <w:pStyle w:val="Compact"/>
+              <w:wordWrap w:val="1"/>
             </w:pPr>
           </w:p>
         </w:tc>
@@ -4241,18 +4230,10 @@
           </w:p>
         </w:tc>
         <w:tc>
-          <w:tcPr>
-            <w:tcMar>
-              <w:top w:w="60" w:type="dxa"/>
-              <w:left w:w="120" w:type="dxa"/>
-              <w:bottom w:w="60" w:type="dxa"/>
-              <w:right w:w="120" w:type="dxa"/>
-            </w:tcMar>
-          </w:tcPr>
-          <w:p>
-            <w:pPr>
-              <w:pStyle w:val="Compact"/>
-              <w:wordWrap w:val="1"/>
+          <w:tcPr/>
+          <w:p>
+            <w:pPr>
+              <w:pStyle w:val="Compact"/>
             </w:pPr>
           </w:p>
         </w:tc>
@@ -4330,18 +4311,10 @@
           </w:p>
         </w:tc>
         <w:tc>
-          <w:tcPr>
-            <w:tcMar>
-              <w:top w:w="60" w:type="dxa"/>
-              <w:left w:w="120" w:type="dxa"/>
-              <w:bottom w:w="60" w:type="dxa"/>
-              <w:right w:w="120" w:type="dxa"/>
-            </w:tcMar>
-          </w:tcPr>
-          <w:p>
-            <w:pPr>
-              <w:pStyle w:val="Compact"/>
-              <w:wordWrap w:val="1"/>
+          <w:tcPr/>
+          <w:p>
+            <w:pPr>
+              <w:pStyle w:val="Compact"/>
             </w:pPr>
           </w:p>
         </w:tc>
@@ -4543,7 +4516,7 @@
         </w:trPr>
         <w:tc>
           <w:tcPr>
-            <w:tcW w:w="2460" w:type="dxa"/>
+            <w:tcW w:w="3000" w:type="dxa"/>
             <w:tcMar>
               <w:top w:w="60" w:type="dxa"/>
               <w:left w:w="120" w:type="dxa"/>
@@ -4564,7 +4537,7 @@
         </w:tc>
         <w:tc>
           <w:tcPr>
-            <w:tcW w:w="6328" w:type="dxa"/>
+            <w:tcW w:w="5788" w:type="dxa"/>
             <w:tcMar>
               <w:top w:w="60" w:type="dxa"/>
               <w:left w:w="120" w:type="dxa"/>
@@ -4586,9 +4559,7 @@
       </w:tr>
       <w:tr>
         <w:tc>
-          <w:tcPr>
-            <w:tcW w:w="2460" w:type="dxa"/>
-          </w:tcPr>
+          <w:tcPr/>
           <w:p>
             <w:pPr>
               <w:pStyle w:val="Compact"/>
@@ -4600,7 +4571,7 @@
         </w:tc>
         <w:tc>
           <w:tcPr>
-            <w:tcW w:w="6328" w:type="dxa"/>
+            <w:tcW w:w="5788" w:type="dxa"/>
             <w:tcMar>
               <w:top w:w="60" w:type="dxa"/>
               <w:left w:w="120" w:type="dxa"/>
@@ -4630,17 +4601,11 @@
         </w:tc>
         <w:tc>
           <w:tcPr>
-            <w:tcMar>
-              <w:top w:w="60" w:type="dxa"/>
-              <w:left w:w="120" w:type="dxa"/>
-              <w:bottom w:w="60" w:type="dxa"/>
-              <w:right w:w="120" w:type="dxa"/>
-            </w:tcMar>
-          </w:tcPr>
-          <w:p>
-            <w:pPr>
-              <w:pStyle w:val="Compact"/>
-              <w:wordWrap w:val="1"/>
+            <w:tcW w:w="5788" w:type="dxa"/>
+          </w:tcPr>
+          <w:p>
+            <w:pPr>
+              <w:pStyle w:val="Compact"/>
             </w:pPr>
           </w:p>
         </w:tc>
@@ -4658,31 +4623,20 @@
           </w:p>
         </w:tc>
         <w:tc>
-          <w:tcPr>
-            <w:tcW w:w="6328" w:type="dxa"/>
-          </w:tcPr>
-          <w:p>
-            <w:pPr>
-              <w:pStyle w:val="Compact"/>
-            </w:pPr>
-          </w:p>
-        </w:tc>
-      </w:tr>
-      <w:tr>
-        <w:tc>
-          <w:tcPr>
-            <w:tcW w:w="2460" w:type="dxa"/>
-            <w:tcMar>
-              <w:top w:w="60" w:type="dxa"/>
-              <w:left w:w="120" w:type="dxa"/>
-              <w:bottom w:w="60" w:type="dxa"/>
-              <w:right w:w="120" w:type="dxa"/>
-            </w:tcMar>
-          </w:tcPr>
-          <w:p>
-            <w:pPr>
-              <w:pStyle w:val="Compact"/>
-              <w:wordWrap w:val="1"/>
+          <w:tcPr/>
+          <w:p>
+            <w:pPr>
+              <w:pStyle w:val="Compact"/>
+            </w:pPr>
+          </w:p>
+        </w:tc>
+      </w:tr>
+      <w:tr>
+        <w:tc>
+          <w:tcPr/>
+          <w:p>
+            <w:pPr>
+              <w:pStyle w:val="Compact"/>
             </w:pPr>
             <w:r>
               <w:t xml:space="preserve">검사 성적서 번호</w:t>
@@ -4690,10 +4644,19 @@
           </w:p>
         </w:tc>
         <w:tc>
-          <w:tcPr/>
-          <w:p>
-            <w:pPr>
-              <w:pStyle w:val="Compact"/>
+          <w:tcPr>
+            <w:tcW w:w="5788" w:type="dxa"/>
+            <w:tcMar>
+              <w:top w:w="60" w:type="dxa"/>
+              <w:left w:w="120" w:type="dxa"/>
+              <w:bottom w:w="60" w:type="dxa"/>
+              <w:right w:w="120" w:type="dxa"/>
+            </w:tcMar>
+          </w:tcPr>
+          <w:p>
+            <w:pPr>
+              <w:pStyle w:val="Compact"/>
+              <w:wordWrap w:val="1"/>
             </w:pPr>
           </w:p>
         </w:tc>
@@ -4865,18 +4828,10 @@
       </w:tr>
       <w:tr>
         <w:tc>
-          <w:tcPr>
-            <w:tcMar>
-              <w:top w:w="60" w:type="dxa"/>
-              <w:left w:w="120" w:type="dxa"/>
-              <w:bottom w:w="60" w:type="dxa"/>
-              <w:right w:w="120" w:type="dxa"/>
-            </w:tcMar>
-          </w:tcPr>
-          <w:p>
-            <w:pPr>
-              <w:pStyle w:val="Compact"/>
-              <w:wordWrap w:val="1"/>
+          <w:tcPr/>
+          <w:p>
+            <w:pPr>
+              <w:pStyle w:val="Compact"/>
             </w:pPr>
             <w:r>
               <w:t xml:space="preserve">비고</w:t>
@@ -4884,18 +4839,10 @@
           </w:p>
         </w:tc>
         <w:tc>
-          <w:tcPr>
-            <w:tcMar>
-              <w:top w:w="60" w:type="dxa"/>
-              <w:left w:w="120" w:type="dxa"/>
-              <w:bottom w:w="60" w:type="dxa"/>
-              <w:right w:w="120" w:type="dxa"/>
-            </w:tcMar>
-          </w:tcPr>
-          <w:p>
-            <w:pPr>
-              <w:pStyle w:val="Compact"/>
-              <w:wordWrap w:val="1"/>
+          <w:tcPr/>
+          <w:p>
+            <w:pPr>
+              <w:pStyle w:val="Compact"/>
             </w:pPr>
           </w:p>
         </w:tc>
@@ -6265,10 +6212,18 @@
       </w:tr>
       <w:tr>
         <w:tc>
-          <w:tcPr/>
-          <w:p>
-            <w:pPr>
-              <w:pStyle w:val="Compact"/>
+          <w:tcPr>
+            <w:tcMar>
+              <w:top w:w="60" w:type="dxa"/>
+              <w:left w:w="120" w:type="dxa"/>
+              <w:bottom w:w="60" w:type="dxa"/>
+              <w:right w:w="120" w:type="dxa"/>
+            </w:tcMar>
+          </w:tcPr>
+          <w:p>
+            <w:pPr>
+              <w:pStyle w:val="Compact"/>
+              <w:wordWrap w:val="1"/>
             </w:pPr>
             <w:r>
               <w:t xml:space="preserve">1</w:t>
@@ -6276,43 +6231,83 @@
           </w:p>
         </w:tc>
         <w:tc>
-          <w:tcPr/>
-          <w:p>
-            <w:pPr>
-              <w:pStyle w:val="Compact"/>
-            </w:pPr>
-          </w:p>
-        </w:tc>
-        <w:tc>
-          <w:tcPr/>
-          <w:p>
-            <w:pPr>
-              <w:pStyle w:val="Compact"/>
-            </w:pPr>
-          </w:p>
-        </w:tc>
-        <w:tc>
-          <w:tcPr/>
-          <w:p>
-            <w:pPr>
-              <w:pStyle w:val="Compact"/>
-            </w:pPr>
-          </w:p>
-        </w:tc>
-        <w:tc>
-          <w:tcPr/>
-          <w:p>
-            <w:pPr>
-              <w:pStyle w:val="Compact"/>
-            </w:pPr>
-          </w:p>
-        </w:tc>
-        <w:tc>
-          <w:tcPr/>
+          <w:tcPr>
+            <w:tcMar>
+              <w:top w:w="60" w:type="dxa"/>
+              <w:left w:w="120" w:type="dxa"/>
+              <w:bottom w:w="60" w:type="dxa"/>
+              <w:right w:w="120" w:type="dxa"/>
+            </w:tcMar>
+          </w:tcPr>
+          <w:p>
+            <w:pPr>
+              <w:pStyle w:val="Compact"/>
+              <w:wordWrap w:val="1"/>
+            </w:pPr>
+          </w:p>
+        </w:tc>
+        <w:tc>
+          <w:tcPr>
+            <w:tcMar>
+              <w:top w:w="60" w:type="dxa"/>
+              <w:left w:w="120" w:type="dxa"/>
+              <w:bottom w:w="60" w:type="dxa"/>
+              <w:right w:w="120" w:type="dxa"/>
+            </w:tcMar>
+          </w:tcPr>
+          <w:p>
+            <w:pPr>
+              <w:pStyle w:val="Compact"/>
+              <w:wordWrap w:val="1"/>
+            </w:pPr>
+          </w:p>
+        </w:tc>
+        <w:tc>
+          <w:tcPr>
+            <w:tcMar>
+              <w:top w:w="60" w:type="dxa"/>
+              <w:left w:w="120" w:type="dxa"/>
+              <w:bottom w:w="60" w:type="dxa"/>
+              <w:right w:w="120" w:type="dxa"/>
+            </w:tcMar>
+          </w:tcPr>
+          <w:p>
+            <w:pPr>
+              <w:pStyle w:val="Compact"/>
+              <w:wordWrap w:val="1"/>
+            </w:pPr>
+          </w:p>
+        </w:tc>
+        <w:tc>
+          <w:tcPr>
+            <w:tcMar>
+              <w:top w:w="60" w:type="dxa"/>
+              <w:left w:w="120" w:type="dxa"/>
+              <w:bottom w:w="60" w:type="dxa"/>
+              <w:right w:w="120" w:type="dxa"/>
+            </w:tcMar>
+          </w:tcPr>
+          <w:p>
+            <w:pPr>
+              <w:pStyle w:val="Compact"/>
+              <w:wordWrap w:val="1"/>
+            </w:pPr>
+          </w:p>
+        </w:tc>
+        <w:tc>
+          <w:tcPr>
+            <w:tcMar>
+              <w:top w:w="60" w:type="dxa"/>
+              <w:left w:w="120" w:type="dxa"/>
+              <w:bottom w:w="60" w:type="dxa"/>
+              <w:right w:w="120" w:type="dxa"/>
+            </w:tcMar>
+          </w:tcPr>
           <w:p>
             <w:pPr>
               <w:pStyle w:val="Compact"/>
               <w:jc w:val="center"/>
+              <w:wordWrap w:val="1"/>
             </w:pPr>
             <w:r>
               <w:t xml:space="preserve">□ 재작업 □ 수리 □ 특채 □ 폐기</w:t>
@@ -6320,18 +6315,34 @@
           </w:p>
         </w:tc>
         <w:tc>
-          <w:tcPr/>
-          <w:p>
-            <w:pPr>
-              <w:pStyle w:val="Compact"/>
-            </w:pPr>
-          </w:p>
-        </w:tc>
-        <w:tc>
-          <w:tcPr/>
-          <w:p>
-            <w:pPr>
-              <w:pStyle w:val="Compact"/>
+          <w:tcPr>
+            <w:tcMar>
+              <w:top w:w="60" w:type="dxa"/>
+              <w:left w:w="120" w:type="dxa"/>
+              <w:bottom w:w="60" w:type="dxa"/>
+              <w:right w:w="120" w:type="dxa"/>
+            </w:tcMar>
+          </w:tcPr>
+          <w:p>
+            <w:pPr>
+              <w:pStyle w:val="Compact"/>
+              <w:wordWrap w:val="1"/>
+            </w:pPr>
+          </w:p>
+        </w:tc>
+        <w:tc>
+          <w:tcPr>
+            <w:tcMar>
+              <w:top w:w="60" w:type="dxa"/>
+              <w:left w:w="120" w:type="dxa"/>
+              <w:bottom w:w="60" w:type="dxa"/>
+              <w:right w:w="120" w:type="dxa"/>
+            </w:tcMar>
+          </w:tcPr>
+          <w:p>
+            <w:pPr>
+              <w:pStyle w:val="Compact"/>
+              <w:wordWrap w:val="1"/>
             </w:pPr>
           </w:p>
         </w:tc>
@@ -6514,10 +6525,18 @@
           </w:p>
         </w:tc>
         <w:tc>
-          <w:tcPr/>
-          <w:p>
-            <w:pPr>
-              <w:pStyle w:val="Compact"/>
+          <w:tcPr>
+            <w:tcMar>
+              <w:top w:w="60" w:type="dxa"/>
+              <w:left w:w="120" w:type="dxa"/>
+              <w:bottom w:w="60" w:type="dxa"/>
+              <w:right w:w="120" w:type="dxa"/>
+            </w:tcMar>
+          </w:tcPr>
+          <w:p>
+            <w:pPr>
+              <w:pStyle w:val="Compact"/>
+              <w:wordWrap w:val="1"/>
             </w:pPr>
           </w:p>
         </w:tc>
@@ -7016,7 +7035,7 @@
         </w:trPr>
         <w:tc>
           <w:tcPr>
-            <w:tcW w:w="2460" w:type="dxa"/>
+            <w:tcW w:w="3000" w:type="dxa"/>
             <w:tcMar>
               <w:top w:w="60" w:type="dxa"/>
               <w:left w:w="120" w:type="dxa"/>
@@ -7037,7 +7056,7 @@
         </w:tc>
         <w:tc>
           <w:tcPr>
-            <w:tcW w:w="6328" w:type="dxa"/>
+            <w:tcW w:w="5788" w:type="dxa"/>
             <w:tcMar>
               <w:top w:w="60" w:type="dxa"/>
               <w:left w:w="120" w:type="dxa"/>
@@ -7059,9 +7078,7 @@
       </w:tr>
       <w:tr>
         <w:tc>
-          <w:tcPr>
-            <w:tcW w:w="2460" w:type="dxa"/>
-          </w:tcPr>
+          <w:tcPr/>
           <w:p>
             <w:pPr>
               <w:pStyle w:val="Compact"/>
@@ -7073,7 +7090,7 @@
         </w:tc>
         <w:tc>
           <w:tcPr>
-            <w:tcW w:w="6328" w:type="dxa"/>
+            <w:tcW w:w="5788" w:type="dxa"/>
             <w:tcMar>
               <w:top w:w="60" w:type="dxa"/>
               <w:left w:w="120" w:type="dxa"/>
@@ -7103,6 +7120,7 @@
         </w:tc>
         <w:tc>
           <w:tcPr>
+            <w:tcW w:w="5788" w:type="dxa"/>
             <w:tcMar>
               <w:top w:w="60" w:type="dxa"/>
               <w:left w:w="120" w:type="dxa"/>
@@ -7131,31 +7149,20 @@
           </w:p>
         </w:tc>
         <w:tc>
-          <w:tcPr>
-            <w:tcW w:w="6328" w:type="dxa"/>
-          </w:tcPr>
-          <w:p>
-            <w:pPr>
-              <w:pStyle w:val="Compact"/>
-            </w:pPr>
-          </w:p>
-        </w:tc>
-      </w:tr>
-      <w:tr>
-        <w:tc>
-          <w:tcPr>
-            <w:tcW w:w="2460" w:type="dxa"/>
-            <w:tcMar>
-              <w:top w:w="60" w:type="dxa"/>
-              <w:left w:w="120" w:type="dxa"/>
-              <w:bottom w:w="60" w:type="dxa"/>
-              <w:right w:w="120" w:type="dxa"/>
-            </w:tcMar>
-          </w:tcPr>
-          <w:p>
-            <w:pPr>
-              <w:pStyle w:val="Compact"/>
-              <w:wordWrap w:val="1"/>
+          <w:tcPr/>
+          <w:p>
+            <w:pPr>
+              <w:pStyle w:val="Compact"/>
+            </w:pPr>
+          </w:p>
+        </w:tc>
+      </w:tr>
+      <w:tr>
+        <w:tc>
+          <w:tcPr/>
+          <w:p>
+            <w:pPr>
+              <w:pStyle w:val="Compact"/>
             </w:pPr>
             <w:r>
               <w:t xml:space="preserve">출하 로트 번호</w:t>
@@ -7163,28 +7170,29 @@
           </w:p>
         </w:tc>
         <w:tc>
-          <w:tcPr/>
-          <w:p>
-            <w:pPr>
-              <w:pStyle w:val="Compact"/>
-            </w:pPr>
-          </w:p>
-        </w:tc>
-      </w:tr>
-      <w:tr>
-        <w:tc>
-          <w:tcPr>
-            <w:tcMar>
-              <w:top w:w="60" w:type="dxa"/>
-              <w:left w:w="120" w:type="dxa"/>
-              <w:bottom w:w="60" w:type="dxa"/>
-              <w:right w:w="120" w:type="dxa"/>
-            </w:tcMar>
-          </w:tcPr>
-          <w:p>
-            <w:pPr>
-              <w:pStyle w:val="Compact"/>
-              <w:wordWrap w:val="1"/>
+          <w:tcPr>
+            <w:tcW w:w="5788" w:type="dxa"/>
+            <w:tcMar>
+              <w:top w:w="60" w:type="dxa"/>
+              <w:left w:w="120" w:type="dxa"/>
+              <w:bottom w:w="60" w:type="dxa"/>
+              <w:right w:w="120" w:type="dxa"/>
+            </w:tcMar>
+          </w:tcPr>
+          <w:p>
+            <w:pPr>
+              <w:pStyle w:val="Compact"/>
+              <w:wordWrap w:val="1"/>
+            </w:pPr>
+          </w:p>
+        </w:tc>
+      </w:tr>
+      <w:tr>
+        <w:tc>
+          <w:tcPr/>
+          <w:p>
+            <w:pPr>
+              <w:pStyle w:val="Compact"/>
             </w:pPr>
             <w:r>
               <w:t xml:space="preserve">고객 납품 예정일</w:t>
@@ -7192,18 +7200,10 @@
           </w:p>
         </w:tc>
         <w:tc>
-          <w:tcPr>
-            <w:tcMar>
-              <w:top w:w="60" w:type="dxa"/>
-              <w:left w:w="120" w:type="dxa"/>
-              <w:bottom w:w="60" w:type="dxa"/>
-              <w:right w:w="120" w:type="dxa"/>
-            </w:tcMar>
-          </w:tcPr>
-          <w:p>
-            <w:pPr>
-              <w:pStyle w:val="Compact"/>
-              <w:wordWrap w:val="1"/>
+          <w:tcPr/>
+          <w:p>
+            <w:pPr>
+              <w:pStyle w:val="Compact"/>
             </w:pPr>
           </w:p>
         </w:tc>
@@ -7923,7 +7923,7 @@
         </w:trPr>
         <w:tc>
           <w:tcPr>
-            <w:tcW w:w="2460" w:type="dxa"/>
+            <w:tcW w:w="3000" w:type="dxa"/>
             <w:tcMar>
               <w:top w:w="60" w:type="dxa"/>
               <w:left w:w="120" w:type="dxa"/>
@@ -7944,7 +7944,7 @@
         </w:tc>
         <w:tc>
           <w:tcPr>
-            <w:tcW w:w="6328" w:type="dxa"/>
+            <w:tcW w:w="5788" w:type="dxa"/>
             <w:tcMar>
               <w:top w:w="60" w:type="dxa"/>
               <w:left w:w="120" w:type="dxa"/>
@@ -7966,9 +7966,7 @@
       </w:tr>
       <w:tr>
         <w:tc>
-          <w:tcPr>
-            <w:tcW w:w="2460" w:type="dxa"/>
-          </w:tcPr>
+          <w:tcPr/>
           <w:p>
             <w:pPr>
               <w:pStyle w:val="Compact"/>
@@ -7980,7 +7978,7 @@
         </w:tc>
         <w:tc>
           <w:tcPr>
-            <w:tcW w:w="6328" w:type="dxa"/>
+            <w:tcW w:w="5788" w:type="dxa"/>
             <w:tcMar>
               <w:top w:w="60" w:type="dxa"/>
               <w:left w:w="120" w:type="dxa"/>
@@ -8013,6 +8011,7 @@
         </w:tc>
         <w:tc>
           <w:tcPr>
+            <w:tcW w:w="5788" w:type="dxa"/>
             <w:tcMar>
               <w:top w:w="60" w:type="dxa"/>
               <w:left w:w="120" w:type="dxa"/>
@@ -8044,9 +8043,7 @@
           </w:p>
         </w:tc>
         <w:tc>
-          <w:tcPr>
-            <w:tcW w:w="6328" w:type="dxa"/>
-          </w:tcPr>
+          <w:tcPr/>
           <w:p>
             <w:pPr>
               <w:pStyle w:val="Compact"/>
@@ -8059,19 +8056,10 @@
       </w:tr>
       <w:tr>
         <w:tc>
-          <w:tcPr>
-            <w:tcW w:w="2460" w:type="dxa"/>
-            <w:tcMar>
-              <w:top w:w="60" w:type="dxa"/>
-              <w:left w:w="120" w:type="dxa"/>
-              <w:bottom w:w="60" w:type="dxa"/>
-              <w:right w:w="120" w:type="dxa"/>
-            </w:tcMar>
-          </w:tcPr>
-          <w:p>
-            <w:pPr>
-              <w:pStyle w:val="Compact"/>
-              <w:wordWrap w:val="1"/>
+          <w:tcPr/>
+          <w:p>
+            <w:pPr>
+              <w:pStyle w:val="Compact"/>
             </w:pPr>
             <w:r>
               <w:t xml:space="preserve">출하 승인 판정</w:t>
@@ -8079,10 +8067,19 @@
           </w:p>
         </w:tc>
         <w:tc>
-          <w:tcPr/>
-          <w:p>
-            <w:pPr>
-              <w:pStyle w:val="Compact"/>
+          <w:tcPr>
+            <w:tcW w:w="5788" w:type="dxa"/>
+            <w:tcMar>
+              <w:top w:w="60" w:type="dxa"/>
+              <w:left w:w="120" w:type="dxa"/>
+              <w:bottom w:w="60" w:type="dxa"/>
+              <w:right w:w="120" w:type="dxa"/>
+            </w:tcMar>
+          </w:tcPr>
+          <w:p>
+            <w:pPr>
+              <w:pStyle w:val="Compact"/>
+              <w:wordWrap w:val="1"/>
             </w:pPr>
             <w:r>
               <w:t xml:space="preserve">□</w:t>
@@ -8171,18 +8168,10 @@
       </w:tr>
       <w:tr>
         <w:tc>
-          <w:tcPr>
-            <w:tcMar>
-              <w:top w:w="60" w:type="dxa"/>
-              <w:left w:w="120" w:type="dxa"/>
-              <w:bottom w:w="60" w:type="dxa"/>
-              <w:right w:w="120" w:type="dxa"/>
-            </w:tcMar>
-          </w:tcPr>
-          <w:p>
-            <w:pPr>
-              <w:pStyle w:val="Compact"/>
-              <w:wordWrap w:val="1"/>
+          <w:tcPr/>
+          <w:p>
+            <w:pPr>
+              <w:pStyle w:val="Compact"/>
             </w:pPr>
             <w:r>
               <w:t xml:space="preserve">최종 승인 일자</w:t>
@@ -8190,18 +8179,10 @@
           </w:p>
         </w:tc>
         <w:tc>
-          <w:tcPr>
-            <w:tcMar>
-              <w:top w:w="60" w:type="dxa"/>
-              <w:left w:w="120" w:type="dxa"/>
-              <w:bottom w:w="60" w:type="dxa"/>
-              <w:right w:w="120" w:type="dxa"/>
-            </w:tcMar>
-          </w:tcPr>
-          <w:p>
-            <w:pPr>
-              <w:pStyle w:val="Compact"/>
-              <w:wordWrap w:val="1"/>
+          <w:tcPr/>
+          <w:p>
+            <w:pPr>
+              <w:pStyle w:val="Compact"/>
             </w:pPr>
           </w:p>
         </w:tc>
@@ -8348,19 +8329,11 @@
       </w:tr>
       <w:tr>
         <w:tc>
-          <w:tcPr>
-            <w:tcMar>
-              <w:top w:w="60" w:type="dxa"/>
-              <w:left w:w="120" w:type="dxa"/>
-              <w:bottom w:w="60" w:type="dxa"/>
-              <w:right w:w="120" w:type="dxa"/>
-            </w:tcMar>
-          </w:tcPr>
+          <w:tcPr/>
           <w:p>
             <w:pPr>
               <w:pStyle w:val="Compact"/>
               <w:jc w:val="center"/>
-              <w:wordWrap w:val="1"/>
             </w:pPr>
             <w:r>
               <w:t xml:space="preserve">Rev. 0</w:t>
@@ -8368,19 +8341,11 @@
           </w:p>
         </w:tc>
         <w:tc>
-          <w:tcPr>
-            <w:tcMar>
-              <w:top w:w="60" w:type="dxa"/>
-              <w:left w:w="120" w:type="dxa"/>
-              <w:bottom w:w="60" w:type="dxa"/>
-              <w:right w:w="120" w:type="dxa"/>
-            </w:tcMar>
-          </w:tcPr>
+          <w:tcPr/>
           <w:p>
             <w:pPr>
               <w:pStyle w:val="Compact"/>
               <w:jc w:val="center"/>
-              <w:wordWrap w:val="1"/>
             </w:pPr>
             <w:r>
               <w:t xml:space="preserve">2026년 5월</w:t>
@@ -8388,18 +8353,10 @@
           </w:p>
         </w:tc>
         <w:tc>
-          <w:tcPr>
-            <w:tcMar>
-              <w:top w:w="60" w:type="dxa"/>
-              <w:left w:w="120" w:type="dxa"/>
-              <w:bottom w:w="60" w:type="dxa"/>
-              <w:right w:w="120" w:type="dxa"/>
-            </w:tcMar>
-          </w:tcPr>
-          <w:p>
-            <w:pPr>
-              <w:pStyle w:val="Compact"/>
-              <w:wordWrap w:val="1"/>
+          <w:tcPr/>
+          <w:p>
+            <w:pPr>
+              <w:pStyle w:val="Compact"/>
             </w:pPr>
             <w:r>
               <w:t xml:space="preserve">최초 제정</w:t>
@@ -8407,18 +8364,10 @@
           </w:p>
         </w:tc>
         <w:tc>
-          <w:tcPr>
-            <w:tcMar>
-              <w:top w:w="60" w:type="dxa"/>
-              <w:left w:w="120" w:type="dxa"/>
-              <w:bottom w:w="60" w:type="dxa"/>
-              <w:right w:w="120" w:type="dxa"/>
-            </w:tcMar>
-          </w:tcPr>
-          <w:p>
-            <w:pPr>
-              <w:pStyle w:val="Compact"/>
-              <w:wordWrap w:val="1"/>
+          <w:tcPr/>
+          <w:p>
+            <w:pPr>
+              <w:pStyle w:val="Compact"/>
             </w:pPr>
           </w:p>
         </w:tc>
@@ -8827,8 +8776,8 @@
     <w:rPrDefault>
       <w:rPr>
         <w:rFonts w:asciiTheme="minorHAnsi" w:cstheme="minorBidi" w:eastAsiaTheme="minorEastAsia" w:hAnsiTheme="minorHAnsi"/>
-        <w:sz w:val="24"/>
-        <w:szCs w:val="24"/>
+        <w:sz w:val="20"/>
+        <w:szCs w:val="20"/>
         <w:lang w:bidi="ar-SA" w:eastAsia="zh-CN" w:val="en-US"/>
       </w:rPr>
     </w:rPrDefault>
@@ -8896,8 +8845,8 @@
     </w:pPr>
     <w:rPr>
       <w:rFonts w:asciiTheme="majorHAnsi" w:cstheme="majorBidi" w:eastAsiaTheme="majorEastAsia" w:hAnsiTheme="majorHAnsi"/>
-      <w:sz w:val="56"/>
-      <w:szCs w:val="56"/>
+      <w:sz w:val="44"/>
+      <w:szCs w:val="44"/>
     </w:rPr>
   </w:style>
   <w:style w:customStyle="1" w:styleId="TitleChar" w:type="character">
@@ -8908,8 +8857,8 @@
     <w:rsid w:val="00A10FD9"/>
     <w:rPr>
       <w:rFonts w:asciiTheme="majorHAnsi" w:cstheme="majorBidi" w:eastAsiaTheme="majorEastAsia" w:hAnsiTheme="majorHAnsi"/>
-      <w:sz w:val="56"/>
-      <w:szCs w:val="56"/>
+      <w:sz w:val="44"/>
+      <w:szCs w:val="44"/>
     </w:rPr>
   </w:style>
   <w:style w:styleId="Subtitle" w:type="paragraph">
@@ -9031,8 +8980,8 @@
     <w:rPr>
       <w:rFonts w:asciiTheme="majorHAnsi" w:cstheme="majorBidi" w:eastAsiaTheme="majorEastAsia" w:hAnsiTheme="majorHAnsi"/>
       <w:color w:themeColor="accent1" w:themeShade="BF" w:val="0F4761"/>
-      <w:sz w:val="40"/>
-      <w:szCs w:val="40"/>
+      <w:sz w:val="32"/>
+      <w:szCs w:val="32"/>
     </w:rPr>
   </w:style>
   <w:style w:styleId="Heading2" w:type="paragraph">
@@ -9222,8 +9171,8 @@
     <w:rPr>
       <w:rFonts w:asciiTheme="majorHAnsi" w:cstheme="majorBidi" w:eastAsiaTheme="majorEastAsia" w:hAnsiTheme="majorHAnsi"/>
       <w:color w:themeColor="accent1" w:themeShade="BF" w:val="0F4761"/>
-      <w:sz w:val="40"/>
-      <w:szCs w:val="40"/>
+      <w:sz w:val="32"/>
+      <w:szCs w:val="32"/>
     </w:rPr>
   </w:style>
   <w:style w:customStyle="1" w:styleId="Heading2Char" w:type="character">
